--- a/SAJE_292892_revision/panel/round6/build_frozen/03_Manuscript_Revised_Clean.docx
+++ b/SAJE_292892_revision/panel/round6/build_frozen/03_Manuscript_Revised_Clean.docx
@@ -243,7 +243,7 @@
       </w:pPr>
       <w:r>
         <w:rPr/>
-        <w:t>Demand shocks also shape realized prices before any rating event. The high realized returns of green assets reflect unexpected increases in ESG concerns rather than high expected returns (Pástor et al., 2022), and part of the price increase at S&amp;P 500 inclusion reverses within weeks (Harris &amp; Gurel, 1986; Shleifer, 1986). A run-up in value before coverage, followed by a flat path, is consistent with a demand shift that ended, with selection on growth, or with both.</w:t>
+        <w:t>Demand shocks also shape realized prices before any rating event. The high realized returns of green assets reflect unexpected increases in ESG concerns rather than high expected returns (Pástor et al., 2022), S&amp;P 500 inclusion raises prices (Harris &amp; Gurel, 1986; Shleifer, 1986), and part of the increase reverses within weeks (Harris &amp; Gurel, 1986). A run-up in value before coverage, followed by a flat path, is consistent with a demand shift that ended, with selection on growth, or with both.</w:t>
       </w:r>
     </w:p>
     <w:p>
@@ -2725,7 +2725,7 @@
       </w:pPr>
       <w:r>
         <w:rPr/>
-        <w:t>Table 1 compares scored firms in the base year with never-scored firm-years. Scored firms are larger: their median market capitalization is 203.2 million U.S. dollars against 42.2 million, and their median total assets are 4.3 times as large. Their MTB ratio is also higher, while leverage differs little. In Malaysia, where the expansion was broadest, the median total assets of scored firms, each firm measured by its median over all sample years, were 3.3 times those of the 565 never-scored firms.</w:t>
+        <w:t>Table 1 compares scored firms in the base year with never-scored firm-years. Scored firms are larger: their median market capitalization is 203.2 million U.S. dollars against 42.2 million, and their median total assets are 4.3 times as large. Their MTB ratio is also higher, while leverage differs little. Because scored firms are concentrated in the base years 2019 to 2022, these level differences mix calendar effects with selection. In Malaysia, where the expansion was broadest, the median total assets of scored firms, each firm measured by its median over all sample years, were 3.3 times those of the 565 never-scored firms.</w:t>
       </w:r>
     </w:p>
     <w:p>
@@ -3952,7 +3952,7 @@
       </w:pPr>
       <w:r>
         <w:rPr/>
-        <w:t>Table 2 reports the headline estimates. The change in log MTB is 0.002, with a 95% confidence interval of −0.046 to 0.048, so the data are compatible with changes in the MTB ratio from −4.5% to 4.9%; the MDE is about 7.0%. With the cluster bootstrap, which allows for market-wide shocks such as the political uncertainty that moves Thai stock prices (Prukumpai et al., 2022), the interval is −0.050 to 0.053. After Holm adjustment, no secondary outcome changes significantly at the 5% level: log market capitalization changes by −0.055 (p = 0.134), leverage by 0.8 percentage points (p = 0.134), and log total assets by 0.044 (p = 0.053). The MTB estimate shows no sign of the gain that the recognition channel predicts (Merton, 1987).</w:t>
+        <w:t>Table 2 reports the headline estimates under parallel trends. The change in log MTB is 0.002, with a 95% confidence interval of −0.046 to 0.048, so the data are compatible with changes in the MTB ratio from −4.5% to 4.9%; the MDE is about 7.0%. With the cluster bootstrap, which allows for market-wide shocks such as the political uncertainty that moves Thai stock prices (Prukumpai et al., 2022), the interval is −0.050 to 0.053. After Holm adjustment, no secondary outcome changes significantly at the 5% level: log market capitalization changes by −0.055 (p = 0.134), leverage by 0.8 percentage points (p = 0.134), and log total assets by 0.044 (p = 0.053). The MTB estimate shows no sign of the gain that the recognition channel predicts (Merton, 1987).</w:t>
       </w:r>
     </w:p>
     <w:p>
@@ -8923,7 +8923,7 @@
       </w:pPr>
       <w:r>
         <w:rPr/>
-        <w:t>Two readings fit this pattern. If firms were selected at an unusually high valuation that later partly reversed, the one-year-later estimate measures that reversal and could hide a gain from coverage; if valuations would otherwise have stayed at their peak, coverage lowered them. Dating coverage two years later gives −0.048 (95% interval −0.099 to 0.000), and Figure S2 plots the one-year-later path.</w:t>
+        <w:t>Two readings fit this pattern, and the data cannot separate them. If firms were selected at an unusually high valuation that later partly reversed, the one-year-later estimate measures that reversal and could hide a gain from coverage; if valuations would otherwise have stayed at their peak, coverage lowered them. Dating coverage two years later gives −0.048 (95% interval −0.099 to 0.000), and Figure S2 plots the one-year-later path.</w:t>
       </w:r>
     </w:p>
     <w:p>
@@ -10452,7 +10452,7 @@
       </w:pPr>
       <w:r>
         <w:rPr/>
-        <w:t>Market capitalization is more sensitive: its estimate is 0.016 without covariates, between −0.059 and −0.033 across the functional forms that adjust for size, and between −0.096 and −0.061 on the restricted supports, as expected when size enters both selection and the outcome. Table 6 describes the scored firms that the 95th percentile restriction keeps and drops. The 138 excluded firms are large (median total assets of 2,351.7 million U.S. dollars against 170.9 million) and more often Singaporean (29.0% against 1.2%), Indonesian (18.1% against 2.9%), or Thai (29.0% against 24.0%), while the retained firms are mostly Malaysian (71.5%). The restricted estimate thus describes mid-sized scored firms, largely from the Malaysian expansion.</w:t>
+        <w:t>Market capitalization is more sensitive: its estimate is 0.016 without covariates, between −0.059 and −0.033 across the functional forms that adjust for size, and between −0.096 and −0.061 on the restricted supports, as expected when size enters both selection and the outcome. Table 6 describes the scored firms that the 95th percentile restriction keeps and drops. The 138 excluded firms are large (median total assets of 2,351.7 million U.S. dollars against 170.9 million) and more often Singaporean (29.0% against 1.2%), Indonesian (18.1% against 2.9%), or Thai (29.0% against 24.0%), while the retained firms are mostly Malaysian (71.5%). The restricted estimate thus describes mid-sized scored firms, largely from the Malaysian expansion, and says little about the largest firms.</w:t>
       </w:r>
     </w:p>
     <w:p>
@@ -12698,7 +12698,7 @@
       </w:pPr>
       <w:r>
         <w:rPr/>
-        <w:t>The pooled estimate weights cohorts and event years by the number of scored firms in each cell. Malaysian firms carry 55.2% of the weight in the headline MTB estimate and Thai firms 26.7%, together 81.9%; the Malaysian wave of 2021 and 2022 alone carries 44.1%, and firm-years from 2021 to 2024 carry 87.2% (Table S10). The pooled estimate therefore describes mainly the Malaysian expansion and the Thai cohorts after the COVID-19 pandemic, not an average effect for the five markets; the estimates for Indonesia, the Philippines, and Singapore in Table S11 rest on too few scored firms to support conclusions. Under the parallel trends assumption, the largest increase compatible with the headline interval is of the same order as the announcement return of 4.86% that Demiroglu and Ryngaert (2010) report for the first analyst coverage of neglected stocks, and because annual ratios miss short-lived price pressure, such as the partly reversed price rise at S&amp;P 500 inclusion (Harris &amp; Gurel, 1986; Shleifer, 1986), our estimates concern lasting revaluation (Chen et al., 2004). A first score also differs from the loss of analyst coverage, which lowers prices (Kelly &amp; Ljungqvist, 2012): we find no comparable valuation response to gaining coverage.</w:t>
+        <w:t>The pooled estimate weights cohorts and event years by the number of scored firms in each cell. Malaysian firms carry 55.2% of the weight in the headline MTB estimate and Thai firms 26.7%, together 81.9%; the Malaysian wave of 2021 and 2022 alone carries 44.1%, and firm-years from 2021 to 2024 carry 87.2% (Table S10). The pooled estimate therefore describes mainly the Malaysian expansion and the Thai cohorts after the COVID-19 pandemic, not an average effect for the five markets; the estimates for Indonesia, the Philippines, and Singapore in Table S11 rest on too few scored firms to support conclusions. Under the parallel trends assumption, the largest increase compatible with the headline interval is of the same order as the announcement return of 4.86% that Demiroglu and Ryngaert (2010) report for the first analyst coverage of neglected stocks, and because annual ratios miss short-lived price pressure, such as the price rise at S&amp;P 500 inclusion (Shleifer, 1986), part of which reverses within weeks (Harris &amp; Gurel, 1986), our estimates concern lasting revaluation (Chen et al., 2004). A first score also differs from the loss of analyst coverage, which lowers prices (Kelly &amp; Ljungqvist, 2012): we find no comparable valuation response to gaining coverage.</w:t>
       </w:r>
     </w:p>
     <w:p>
@@ -12748,7 +12748,7 @@
       </w:pPr>
       <w:r>
         <w:rPr/>
-        <w:t>For researchers, comparisons of scored and unscored firms, static TWFE estimates, and backtests built on the first recorded score can attribute selection to the score (Berg et al., 2020; Sahin et al., 2023), so studies of ESG ratings in Southeast Asia should model when firms enter coverage and record the download date of their rating data. For providers, publishing the date on which each firm's coverage began, with the vintages of revised scores, would separate what was known from what was filled in later. For investors, a portfolio screened on ESG scores in these markets holds firms that, on average, entered coverage after outgrowing their peers. For exchanges and regulators, broad expansions such as the Malaysian wave appear to select less on prior growth, and we detect no MTB gain within them, although the interval (−0.053 to 0.091) admits gains larger than the pooled upper bound; arguments for expanding coverage should therefore rest on grounds other than an expected rise in issuer valuations.</w:t>
+        <w:t>For researchers, comparisons of scored and unscored firms, static TWFE estimates, and backtests built on the first recorded score can attribute selection to the score (Berg et al., 2020; Sahin et al., 2023), so studies of ESG ratings in Southeast Asia should model when firms enter coverage, report pre-entry dynamics, and record the download date of their rating data. For providers, publishing the date on which each firm's coverage began, with the vintages of revised scores, would separate what was known from what was filled in later. For investors, a portfolio screened on ESG scores in these markets holds firms that, on average, entered coverage after outgrowing their peers. For exchanges, regulators, and listed firms, broad expansions such as the Malaysian wave appear to select less on prior growth, and we detect no MTB gain within them, although the interval (−0.053 to 0.091) admits gains larger than the pooled upper bound; arguments for expanding coverage should therefore rest on grounds other than an expected rise in issuer valuations.</w:t>
       </w:r>
     </w:p>
     <w:p>
@@ -12759,7 +12759,7 @@
       </w:pPr>
       <w:r>
         <w:rPr/>
-        <w:t>The study has limitations. The post-coverage estimates rest on conditional parallel trends that the pre-coverage estimates question, and our bound is a simplified version of Rambachan and Roth (2023). We observe neither publication dates, returns, ownership, nor index membership, and only LSEG coverage. MTB ratios are missing for 18.5% of never-scored and 9.0% of scored listed firm-years, Malaysian and Thai firms make up 84.3% of scored firms, the sample includes only firms that survived to 2024, and effects smaller than the MDE of 0.067 on log MTB would be detected with less than 80% probability.</w:t>
+        <w:t>The study has limitations. The post-coverage estimates rest on conditional parallel trends that the pre-coverage estimates question, and our bound is a simplified version of Rambachan and Roth (2023). We observe neither publication dates, returns, ownership, nor index membership, and only LSEG coverage, and flagging implausible market capitalization removes order-of-magnitude recording errors but not smaller ones. MTB ratios are missing for 18.5% of never-scored and 9.0% of scored listed firm-years, Malaysian and Thai firms make up 84.3% of scored firms, the sample includes only firms that survived to 2024, and effects smaller than the MDE of 0.067 on log MTB would be detected with less than 80% probability.</w:t>
       </w:r>
     </w:p>
     <w:p>
